--- a/docs/pliki/wymagania-edukacyjne-informatyka-1w.docx
+++ b/docs/pliki/wymagania-edukacyjne-informatyka-1w.docx
@@ -4255,7 +4255,7 @@
                 <w:sz w:val="19"/>
                 <w:szCs w:val="19"/>
               </w:rPr>
-              <w:t xml:space="preserve">Szyfrowanie, czyli poznajemy szyfr Cezara i szyfr przedstawieniowy</w:t>
+              <w:t xml:space="preserve">Szyfrowanie, czyli poznajemy szyfr Cezara i szyfr podstawieniowy</w:t>
             </w:r>
           </w:p>
         </w:tc>
@@ -5185,7 +5185,7 @@
                 <w:sz w:val="20"/>
                 <w:szCs w:val="20"/>
               </w:rPr>
-              <w:t xml:space="preserve">na przykładzie tabeli tłumaczy metodę przestawieniową i umie zaszyfrować tekst tą metodą</w:t>
+              <w:t xml:space="preserve">na przykładzie tabeli tłumaczy metodę podstawieniową i umie zaszyfrować tekst tą metodą</w:t>
             </w:r>
           </w:p>
           <w:p>
